--- a/data/Agreements EU-LAC_EU Policy and Outreach Partnership in South America.docx
+++ b/data/Agreements EU-LAC_EU Policy and Outreach Partnership in South America.docx
@@ -2,13 +2,13 @@
 <file path=word/document.xml><?xml version="1.0" encoding="utf-8"?>
 <w:document xmlns:w="http://schemas.openxmlformats.org/wordprocessingml/2006/main" xmlns:m="http://schemas.openxmlformats.org/officeDocument/2006/math" xmlns:r="http://schemas.openxmlformats.org/officeDocument/2006/relationships" xmlns:o="urn:schemas-microsoft-com:office:office" xmlns:v="urn:schemas-microsoft-com:vml" xmlns:w10="urn:schemas-microsoft-com:office:word" xmlns:a="http://schemas.openxmlformats.org/drawingml/2006/main" xmlns:pic="http://schemas.openxmlformats.org/drawingml/2006/picture" xmlns:wp="http://schemas.openxmlformats.org/drawingml/2006/wordprocessingDrawing">
   <w:body>
-    <w:bookmarkStart w:id="26" w:name="X1b22bf0ec01b29bce6240d4c0d99f9847bf454c"/>
+    <w:bookmarkStart w:id="26" w:name="X6562660028012a167fa3ba7ed2e1dc7c0b106c0"/>
     <w:p>
       <w:pPr>
         <w:pStyle w:val="Heading1"/>
       </w:pPr>
       <w:r>
-        <w:t xml:space="preserve">EU Policy and Outreach Partnerships (POP) in South America</w:t>
+        <w:t xml:space="preserve">EU Policy and Outreach Partnerships (POP) and Cultural Relations Platform Overview</w:t>
       </w:r>
     </w:p>
     <w:p>
@@ -38,7 +38,7 @@
         <w:t xml:space="preserve">Location</w:t>
       </w:r>
       <w:r>
-        <w:t xml:space="preserve">: Location not specified</w:t>
+        <w:t xml:space="preserve">: Brussels, Belgium</w:t>
       </w:r>
     </w:p>
     <w:bookmarkStart w:id="20" w:name="executive-summary"/>
@@ -55,7 +55,7 @@
         <w:pStyle w:val="FirstParagraph"/>
       </w:pPr>
       <w:r>
-        <w:t xml:space="preserve">The EU Policy and Outreach Partnerships (POP), established under the EU Foreign Policy Instrument, aim to enhance public diplomacy and cultural relations with partner countries. The initiative seeks to foster a better understanding of the European project among citizens and engage future leaders in key policy areas. Currently, ten POP programs are active across various regions, including South America, where it operates from 2019 to 2022. Key activities include cultural exchanges, capacity-building, and promoting EU cultural initiatives. The overarching goal is to strengthen ties and cooperation in cultural and creative sectors, particularly in fragile contexts.</w:t>
+        <w:t xml:space="preserve">The EU Policy and Outreach Partnerships (POP), established under the EU Foreign Policy Instrument, aim to enhance the EU’s engagement with partner countries through public diplomacy, focusing on improving understanding of the European project and deepening connections with future leaders in key policy areas, including culture. As of 2020, ten POP and related support programmes are active across regions such as the USA, Canada, Mexico and Central America, South America, Russia, China, Indonesia, India, South Korea, and Japan. Activities include support and cooperation in cultural and creative sectors, facilitation of cultural exchanges, promotion of EU cultural initiatives, and capacity-building. These efforts are designed to foster cultural relations, diplomacy, and cooperation, particularly in fragile contexts, thereby strengthening the EU’s global presence and influence.</w:t>
       </w:r>
     </w:p>
     <w:bookmarkEnd w:id="20"/>
@@ -77,7 +77,7 @@
         </w:numPr>
       </w:pPr>
       <w:r>
-        <w:t xml:space="preserve">The EU Policy and Outreach Partnerships (POP) aim to enhance public diplomacy and cultural relations with partner countries through various activities and training.</w:t>
+        <w:t xml:space="preserve">The EU Policy and Outreach Partnerships (POP) are initiatives under the EU Foreign Policy Instrument (FPI) aimed at engaging partner country audiences through public diplomacy, activities, tools, and training.</w:t>
       </w:r>
     </w:p>
     <w:p>
@@ -89,7 +89,7 @@
         </w:numPr>
       </w:pPr>
       <w:r>
-        <w:t xml:space="preserve">The initiative focuses on improving understanding of the European project among citizens and engaging future leaders in key policy areas.</w:t>
+        <w:t xml:space="preserve">POP’s objectives include improving understanding of the European project among partner country citizens and deepening EU engagement with future leaders and influencers, especially in key policy areas like culture.</w:t>
       </w:r>
     </w:p>
     <w:p>
@@ -101,7 +101,7 @@
         </w:numPr>
       </w:pPr>
       <w:r>
-        <w:t xml:space="preserve">Currently, 10 POP programmes are active in various regions, including South America, with specific timelines for each.</w:t>
+        <w:t xml:space="preserve">Ten POP programmes are implemented globally, including in the USA, Canada, Mexico and Central America, South America, Russia, China, Indonesia, India, Republic of Korea, and Japan.</w:t>
       </w:r>
     </w:p>
     <w:p>
@@ -113,7 +113,7 @@
         </w:numPr>
       </w:pPr>
       <w:r>
-        <w:t xml:space="preserve">Activities include support for cultural sectors, facilitation of exchanges, and capacity-building in fragile contexts.</w:t>
+        <w:t xml:space="preserve">Activities include support and cooperation in cultural and creative sectors, facilitation of cultural exchanges and matchmaking, cultural cooperation in fragile contexts, promotion of EU prizes and outreach, cultural relations and diplomacy strategies, and capacity-building.</w:t>
       </w:r>
     </w:p>
     <w:bookmarkEnd w:id="21"/>
@@ -183,31 +183,7 @@
               <w:pStyle w:val="Compact"/>
             </w:pPr>
             <w:r>
-              <w:t xml:space="preserve">European Union; EU Member States; European Commission</w:t>
-            </w:r>
-          </w:p>
-        </w:tc>
-      </w:tr>
-      <w:tr>
-        <w:tc>
-          <w:tcPr/>
-          <w:p>
-            <w:pPr>
-              <w:pStyle w:val="Compact"/>
-            </w:pPr>
-            <w:r>
-              <w:t xml:space="preserve">Research and Innovation Actors</w:t>
-            </w:r>
-          </w:p>
-        </w:tc>
-        <w:tc>
-          <w:tcPr/>
-          <w:p>
-            <w:pPr>
-              <w:pStyle w:val="Compact"/>
-            </w:pPr>
-            <w:r>
-              <w:t xml:space="preserve">EU-LAC Foundation; Universities</w:t>
+              <w:t xml:space="preserve">European Union; EU Member States; EU Delegations; European Commission</w:t>
             </w:r>
           </w:p>
         </w:tc>
@@ -226,7 +202,8 @@
     <w:tbl>
       <w:tblPr>
         <w:tblStyle w:val="Table"/>
-        <w:tblW w:type="auto" w:w="0"/>
+        <w:tblW w:type="pct" w:w="5000"/>
+        <w:tblLayout w:type="fixed"/>
         <w:tblLook w:firstRow="1" w:lastRow="0" w:firstColumn="0" w:lastColumn="0" w:noHBand="0" w:noVBand="0" w:val="0020"/>
       </w:tblPr>
       <w:tblGrid>
@@ -279,7 +256,7 @@
               <w:pStyle w:val="Compact"/>
             </w:pPr>
             <w:r>
-              <w:t xml:space="preserve">EU-LAC Digital Alliance</w:t>
+              <w:t xml:space="preserve">Digital &amp; Technological Partnerships; Bi-regional Cooperation</w:t>
             </w:r>
           </w:p>
         </w:tc>
@@ -304,7 +281,7 @@
         </w:numPr>
       </w:pPr>
       <w:r>
-        <w:t xml:space="preserve">Implementation of the EU Policy and Outreach Partnerships (POP) in South America (Argentina, Brazil, Chile, Colombia, Peru, Uruguay) from 2019 to 2022, aimed at enhancing public diplomacy and cultural relations.</w:t>
+        <w:t xml:space="preserve">Implementation of the EU Policy and Outreach Partnerships (POP) programmes in multiple regions, including South America (Argentina, Brazil, Chile, Colombia, Peru, Uruguay), USA, Canada, Mexico and Central America, Russia, China, Indonesia, India, Republic of Korea, and Japan, supporting public diplomacy activities, tools, and training to engage with partner country audiences.</w:t>
       </w:r>
     </w:p>
     <w:p>
@@ -316,7 +293,7 @@
         </w:numPr>
       </w:pPr>
       <w:r>
-        <w:t xml:space="preserve">Active EU Policy and Outreach Partnerships (POP) programs in various regions, including:</w:t>
+        <w:t xml:space="preserve">Active support and cooperation initiatives in the cultural and creative sectors through POP, including facilitation of cultural exchanges and matchmaking, cultural cooperation in fragile contexts, promotion of EU prizes and European Capitals of Culture (ECOC), and outreach activities.</w:t>
       </w:r>
     </w:p>
     <w:p>
@@ -328,7 +305,7 @@
         </w:numPr>
       </w:pPr>
       <w:r>
-        <w:t xml:space="preserve">USA (2019-2022)</w:t>
+        <w:t xml:space="preserve">Ongoing capacity-building activities and the development of cultural relations and diplomacy strategies as part of the POP framework.</w:t>
       </w:r>
     </w:p>
     <w:p>
@@ -340,103 +317,7 @@
         </w:numPr>
       </w:pPr>
       <w:r>
-        <w:t xml:space="preserve">Canada (2020-2023)</w:t>
-      </w:r>
-    </w:p>
-    <w:p>
-      <w:pPr>
-        <w:pStyle w:val="Compact"/>
-        <w:numPr>
-          <w:ilvl w:val="0"/>
-          <w:numId w:val="1002"/>
-        </w:numPr>
-      </w:pPr>
-      <w:r>
-        <w:t xml:space="preserve">Mexico and Central America (2020-2023)</w:t>
-      </w:r>
-    </w:p>
-    <w:p>
-      <w:pPr>
-        <w:pStyle w:val="Compact"/>
-        <w:numPr>
-          <w:ilvl w:val="0"/>
-          <w:numId w:val="1002"/>
-        </w:numPr>
-      </w:pPr>
-      <w:r>
-        <w:t xml:space="preserve">Russia (2020-2023)</w:t>
-      </w:r>
-    </w:p>
-    <w:p>
-      <w:pPr>
-        <w:pStyle w:val="Compact"/>
-        <w:numPr>
-          <w:ilvl w:val="0"/>
-          <w:numId w:val="1002"/>
-        </w:numPr>
-      </w:pPr>
-      <w:r>
-        <w:t xml:space="preserve">China (2020-2022)</w:t>
-      </w:r>
-    </w:p>
-    <w:p>
-      <w:pPr>
-        <w:pStyle w:val="Compact"/>
-        <w:numPr>
-          <w:ilvl w:val="0"/>
-          <w:numId w:val="1002"/>
-        </w:numPr>
-      </w:pPr>
-      <w:r>
-        <w:t xml:space="preserve">Indonesia (2018-2021)</w:t>
-      </w:r>
-    </w:p>
-    <w:p>
-      <w:pPr>
-        <w:pStyle w:val="Compact"/>
-        <w:numPr>
-          <w:ilvl w:val="0"/>
-          <w:numId w:val="1002"/>
-        </w:numPr>
-      </w:pPr>
-      <w:r>
-        <w:t xml:space="preserve">India (Policy Dialogue Support Facility, 2020-2023)</w:t>
-      </w:r>
-    </w:p>
-    <w:p>
-      <w:pPr>
-        <w:pStyle w:val="Compact"/>
-        <w:numPr>
-          <w:ilvl w:val="0"/>
-          <w:numId w:val="1002"/>
-        </w:numPr>
-      </w:pPr>
-      <w:r>
-        <w:t xml:space="preserve">Republic of Korea (Policy Dialogue Support Facility, 2019-2022)</w:t>
-      </w:r>
-    </w:p>
-    <w:p>
-      <w:pPr>
-        <w:pStyle w:val="Compact"/>
-        <w:numPr>
-          <w:ilvl w:val="0"/>
-          <w:numId w:val="1002"/>
-        </w:numPr>
-      </w:pPr>
-      <w:r>
-        <w:t xml:space="preserve">Japan (Support Facility for the implementation of the EU-Japan Strategic Partnership Agreement, 2019-2022)</w:t>
-      </w:r>
-    </w:p>
-    <w:p>
-      <w:pPr>
-        <w:pStyle w:val="Compact"/>
-        <w:numPr>
-          <w:ilvl w:val="0"/>
-          <w:numId w:val="1002"/>
-        </w:numPr>
-      </w:pPr>
-      <w:r>
-        <w:t xml:space="preserve">Initiatives focused on support and cooperation in cultural and creative sectors, facilitation of cultural exchanges, and capacity-building activities.</w:t>
+        <w:t xml:space="preserve">Operation of specific support facilities such as the Policy Dialogue Support Facility in India and the Republic of Korea, and the Support Facility for the implementation of the EU-Japan Strategic Partnership Agreement.</w:t>
       </w:r>
     </w:p>
     <w:bookmarkEnd w:id="24"/>
